--- a/gallery/Special-session-CFP-Template (Comsia).docx
+++ b/gallery/Special-session-CFP-Template (Comsia).docx
@@ -304,7 +304,7 @@
           <w:sz w:val="32"/>
           <w:szCs w:val="32"/>
         </w:rPr>
-        <w:t>6</w:t>
+        <w:t>7</w:t>
       </w:r>
     </w:p>
     <w:p>
@@ -619,14 +619,7 @@
           <w:b/>
           <w:color w:val="000000"/>
         </w:rPr>
-        <w:t>2</w:t>
-      </w:r>
-      <w:r>
-        <w:rPr>
-          <w:b/>
-          <w:color w:val="000000"/>
-        </w:rPr>
-        <w:t>0</w:t>
+        <w:t>4</w:t>
       </w:r>
       <w:r>
         <w:rPr>
@@ -640,20 +633,7 @@
           <w:b/>
           <w:color w:val="000000"/>
         </w:rPr>
-        <w:t>2</w:t>
-      </w:r>
-      <w:r>
-        <w:rPr>
-          <w:b/>
-          <w:color w:val="000000"/>
-        </w:rPr>
-        <w:t>1s</w:t>
-      </w:r>
-      <w:r>
-        <w:rPr>
-          <w:b/>
-        </w:rPr>
-        <w:t>t</w:t>
+        <w:t>5th</w:t>
       </w:r>
       <w:r>
         <w:rPr>
@@ -681,10 +661,8 @@
           <w:b/>
           <w:color w:val="000000"/>
         </w:rPr>
-        <w:t>26</w:t>
-      </w:r>
-      <w:bookmarkStart w:id="0" w:name="_GoBack"/>
-      <w:bookmarkEnd w:id="0"/>
+        <w:t>27</w:t>
+      </w:r>
       <w:r>
         <w:rPr>
           <w:b/>
@@ -898,6 +876,8 @@
         </w:rPr>
         <w:t>EDITORIAL BOARD: (Optional)</w:t>
       </w:r>
+      <w:bookmarkStart w:id="0" w:name="_GoBack"/>
+      <w:bookmarkEnd w:id="0"/>
     </w:p>
     <w:p>
       <w:pPr>

--- a/gallery/Special-session-CFP-Template (Comsia).docx
+++ b/gallery/Special-session-CFP-Template (Comsia).docx
@@ -619,7 +619,7 @@
           <w:b/>
           <w:color w:val="000000"/>
         </w:rPr>
-        <w:t>4</w:t>
+        <w:t>5</w:t>
       </w:r>
       <w:r>
         <w:rPr>
@@ -633,7 +633,16 @@
           <w:b/>
           <w:color w:val="000000"/>
         </w:rPr>
-        <w:t>5th</w:t>
+        <w:t>6</w:t>
+      </w:r>
+      <w:bookmarkStart w:id="0" w:name="_GoBack"/>
+      <w:bookmarkEnd w:id="0"/>
+      <w:r>
+        <w:rPr>
+          <w:b/>
+          <w:color w:val="000000"/>
+        </w:rPr>
+        <w:t>th</w:t>
       </w:r>
       <w:r>
         <w:rPr>
@@ -876,8 +885,6 @@
         </w:rPr>
         <w:t>EDITORIAL BOARD: (Optional)</w:t>
       </w:r>
-      <w:bookmarkStart w:id="0" w:name="_GoBack"/>
-      <w:bookmarkEnd w:id="0"/>
     </w:p>
     <w:p>
       <w:pPr>
